--- a/resume_base.docx
+++ b/resume_base.docx
@@ -620,6 +620,7 @@
           <w:szCs w:val="20"/>
           <w:lang w:val="en-US"/>
         </w:rPr>
+        <w:tab/>
         <w:t>Mar 2023 – Present</w:t>
       </w:r>
       <w:r>
@@ -1093,6 +1094,7 @@
           <w:sz w:val="20"/>
           <w:szCs w:val="20"/>
         </w:rPr>
+        <w:tab/>
         <w:t>Jun 2019 – Mar 2023</w:t>
       </w:r>
     </w:p>
